--- a/Assignment 9/Pandas and Matplotlib.docx
+++ b/Assignment 9/Pandas and Matplotlib.docx
@@ -19,16 +19,14 @@
         </w:rPr>
         <w:t>Pandas and Matplotlib</w:t>
       </w:r>
-    </w:p>
-    <w:p>
-      <w:pPr>
-        <w:jc w:val="center"/>
+      <w:r>
         <w:rPr>
           <w:rFonts w:ascii="Times New Roman" w:hAnsi="Times New Roman" w:cs="Times New Roman"/>
           <w:sz w:val="32"/>
           <w:szCs w:val="32"/>
         </w:rPr>
-      </w:pPr>
+        <w:t xml:space="preserve"> </w:t>
+      </w:r>
       <w:r>
         <w:rPr>
           <w:rFonts w:ascii="Times New Roman" w:hAnsi="Times New Roman" w:cs="Times New Roman"/>
@@ -404,6 +402,7 @@
         <w:rPr>
           <w:rFonts w:ascii="Times New Roman" w:hAnsi="Times New Roman" w:cs="Times New Roman"/>
         </w:rPr>
+        <w:lastRenderedPageBreak/>
         <w:t>print("First 8 rows of the dataset:")</w:t>
       </w:r>
     </w:p>
@@ -580,6 +579,7 @@
       <w:r>
         <w:rPr>
           <w:rFonts w:ascii="Times New Roman" w:hAnsi="Times New Roman" w:cs="Times New Roman"/>
+          <w:noProof/>
         </w:rPr>
         <w:drawing>
           <wp:inline distT="0" distB="0" distL="0" distR="0" wp14:anchorId="14FE22B0" wp14:editId="7AEBFD98">
@@ -635,11 +635,6 @@
           <w:rFonts w:ascii="Times New Roman" w:hAnsi="Times New Roman" w:cs="Times New Roman"/>
         </w:rPr>
         <w:br/>
-      </w:r>
-      <w:r>
-        <w:rPr>
-          <w:rFonts w:ascii="Times New Roman" w:hAnsi="Times New Roman" w:cs="Times New Roman"/>
-        </w:rPr>
         <w:t>import pandas as pd</w:t>
       </w:r>
     </w:p>
@@ -680,8 +675,439 @@
         <w:rPr>
           <w:rFonts w:ascii="Times New Roman" w:hAnsi="Times New Roman" w:cs="Times New Roman"/>
         </w:rPr>
+        <w:t>df = pd.read_csv('Toyota.csv')</w:t>
+      </w:r>
+    </w:p>
+    <w:p>
+      <w:pPr>
+        <w:rPr>
+          <w:rFonts w:ascii="Times New Roman" w:hAnsi="Times New Roman" w:cs="Times New Roman"/>
+        </w:rPr>
+      </w:pPr>
+    </w:p>
+    <w:p>
+      <w:pPr>
+        <w:rPr>
+          <w:rFonts w:ascii="Times New Roman" w:hAnsi="Times New Roman" w:cs="Times New Roman"/>
+        </w:rPr>
+      </w:pPr>
+      <w:r>
+        <w:rPr>
+          <w:rFonts w:ascii="Times New Roman" w:hAnsi="Times New Roman" w:cs="Times New Roman"/>
+        </w:rPr>
+        <w:t>plt.figure(figsize=(10, 6))</w:t>
+      </w:r>
+    </w:p>
+    <w:p>
+      <w:pPr>
+        <w:rPr>
+          <w:rFonts w:ascii="Times New Roman" w:hAnsi="Times New Roman" w:cs="Times New Roman"/>
+        </w:rPr>
+      </w:pPr>
+      <w:r>
+        <w:rPr>
+          <w:rFonts w:ascii="Times New Roman" w:hAnsi="Times New Roman" w:cs="Times New Roman"/>
+        </w:rPr>
+        <w:t>plt.scatter(df['Age'], df['Price'], alpha=0.6, color='blue')</w:t>
+      </w:r>
+    </w:p>
+    <w:p>
+      <w:pPr>
+        <w:rPr>
+          <w:rFonts w:ascii="Times New Roman" w:hAnsi="Times New Roman" w:cs="Times New Roman"/>
+        </w:rPr>
+      </w:pPr>
+      <w:r>
+        <w:rPr>
+          <w:rFonts w:ascii="Times New Roman" w:hAnsi="Times New Roman" w:cs="Times New Roman"/>
+        </w:rPr>
+        <w:t>plt.xlabel('Age (years)')</w:t>
+      </w:r>
+    </w:p>
+    <w:p>
+      <w:pPr>
+        <w:rPr>
+          <w:rFonts w:ascii="Times New Roman" w:hAnsi="Times New Roman" w:cs="Times New Roman"/>
+        </w:rPr>
+      </w:pPr>
+      <w:r>
+        <w:rPr>
+          <w:rFonts w:ascii="Times New Roman" w:hAnsi="Times New Roman" w:cs="Times New Roman"/>
+        </w:rPr>
+        <w:t>plt.ylabel('Price')</w:t>
+      </w:r>
+    </w:p>
+    <w:p>
+      <w:pPr>
+        <w:rPr>
+          <w:rFonts w:ascii="Times New Roman" w:hAnsi="Times New Roman" w:cs="Times New Roman"/>
+        </w:rPr>
+      </w:pPr>
+      <w:r>
+        <w:rPr>
+          <w:rFonts w:ascii="Times New Roman" w:hAnsi="Times New Roman" w:cs="Times New Roman"/>
+        </w:rPr>
+        <w:t>plt.title('Car Price vs Age')</w:t>
+      </w:r>
+    </w:p>
+    <w:p>
+      <w:pPr>
+        <w:rPr>
+          <w:rFonts w:ascii="Times New Roman" w:hAnsi="Times New Roman" w:cs="Times New Roman"/>
+        </w:rPr>
+      </w:pPr>
+      <w:r>
+        <w:rPr>
+          <w:rFonts w:ascii="Times New Roman" w:hAnsi="Times New Roman" w:cs="Times New Roman"/>
+        </w:rPr>
+        <w:t>plt.grid(True, alpha=0.3)</w:t>
+      </w:r>
+    </w:p>
+    <w:p>
+      <w:pPr>
+        <w:rPr>
+          <w:rFonts w:ascii="Times New Roman" w:hAnsi="Times New Roman" w:cs="Times New Roman"/>
+        </w:rPr>
+      </w:pPr>
+      <w:r>
+        <w:rPr>
+          <w:rFonts w:ascii="Times New Roman" w:hAnsi="Times New Roman" w:cs="Times New Roman"/>
+        </w:rPr>
+        <w:t>plt.tight_layout()</w:t>
+      </w:r>
+    </w:p>
+    <w:p>
+      <w:pPr>
+        <w:rPr>
+          <w:rFonts w:ascii="Times New Roman" w:hAnsi="Times New Roman" w:cs="Times New Roman"/>
+        </w:rPr>
+      </w:pPr>
+      <w:r>
+        <w:rPr>
+          <w:rFonts w:ascii="Times New Roman" w:hAnsi="Times New Roman" w:cs="Times New Roman"/>
+        </w:rPr>
+        <w:t>plt.show()</w:t>
+      </w:r>
+    </w:p>
+    <w:p>
+      <w:pPr>
+        <w:rPr>
+          <w:rFonts w:ascii="Times New Roman" w:hAnsi="Times New Roman" w:cs="Times New Roman"/>
+        </w:rPr>
+      </w:pPr>
+    </w:p>
+    <w:p>
+      <w:pPr>
+        <w:rPr>
+          <w:rFonts w:ascii="Times New Roman" w:hAnsi="Times New Roman" w:cs="Times New Roman"/>
+        </w:rPr>
+      </w:pPr>
+      <w:r>
+        <w:rPr>
+          <w:rFonts w:ascii="Times New Roman" w:hAnsi="Times New Roman" w:cs="Times New Roman"/>
+        </w:rPr>
+        <w:t>plt.figure(figsize=(10, 6))</w:t>
+      </w:r>
+    </w:p>
+    <w:p>
+      <w:pPr>
+        <w:rPr>
+          <w:rFonts w:ascii="Times New Roman" w:hAnsi="Times New Roman" w:cs="Times New Roman"/>
+        </w:rPr>
+      </w:pPr>
+      <w:r>
+        <w:rPr>
+          <w:rFonts w:ascii="Times New Roman" w:hAnsi="Times New Roman" w:cs="Times New Roman"/>
+        </w:rPr>
+        <w:t>plt.hist(df['KM'], bins=30, color='green', edgecolor='black')</w:t>
+      </w:r>
+    </w:p>
+    <w:p>
+      <w:pPr>
+        <w:rPr>
+          <w:rFonts w:ascii="Times New Roman" w:hAnsi="Times New Roman" w:cs="Times New Roman"/>
+        </w:rPr>
+      </w:pPr>
+      <w:r>
+        <w:rPr>
+          <w:rFonts w:ascii="Times New Roman" w:hAnsi="Times New Roman" w:cs="Times New Roman"/>
+        </w:rPr>
+        <w:t>plt.xlabel('Kilometres Driven')</w:t>
+      </w:r>
+    </w:p>
+    <w:p>
+      <w:pPr>
+        <w:rPr>
+          <w:rFonts w:ascii="Times New Roman" w:hAnsi="Times New Roman" w:cs="Times New Roman"/>
+        </w:rPr>
+      </w:pPr>
+      <w:r>
+        <w:rPr>
+          <w:rFonts w:ascii="Times New Roman" w:hAnsi="Times New Roman" w:cs="Times New Roman"/>
+        </w:rPr>
+        <w:t>plt.ylabel('Frequency')</w:t>
+      </w:r>
+    </w:p>
+    <w:p>
+      <w:pPr>
+        <w:rPr>
+          <w:rFonts w:ascii="Times New Roman" w:hAnsi="Times New Roman" w:cs="Times New Roman"/>
+        </w:rPr>
+      </w:pPr>
+      <w:r>
+        <w:rPr>
+          <w:rFonts w:ascii="Times New Roman" w:hAnsi="Times New Roman" w:cs="Times New Roman"/>
+        </w:rPr>
+        <w:t>plt.title('Distribution of Kilometres Driven')</w:t>
+      </w:r>
+    </w:p>
+    <w:p>
+      <w:pPr>
+        <w:rPr>
+          <w:rFonts w:ascii="Times New Roman" w:hAnsi="Times New Roman" w:cs="Times New Roman"/>
+        </w:rPr>
+      </w:pPr>
+      <w:r>
+        <w:rPr>
+          <w:rFonts w:ascii="Times New Roman" w:hAnsi="Times New Roman" w:cs="Times New Roman"/>
+        </w:rPr>
+        <w:t>plt.grid(True, alpha=0.3, axis='y')</w:t>
+      </w:r>
+    </w:p>
+    <w:p>
+      <w:pPr>
+        <w:rPr>
+          <w:rFonts w:ascii="Times New Roman" w:hAnsi="Times New Roman" w:cs="Times New Roman"/>
+        </w:rPr>
+      </w:pPr>
+      <w:r>
+        <w:rPr>
+          <w:rFonts w:ascii="Times New Roman" w:hAnsi="Times New Roman" w:cs="Times New Roman"/>
+        </w:rPr>
+        <w:t>plt.tight_layout()</w:t>
+      </w:r>
+    </w:p>
+    <w:p>
+      <w:pPr>
+        <w:rPr>
+          <w:rFonts w:ascii="Times New Roman" w:hAnsi="Times New Roman" w:cs="Times New Roman"/>
+        </w:rPr>
+      </w:pPr>
+      <w:r>
+        <w:rPr>
+          <w:rFonts w:ascii="Times New Roman" w:hAnsi="Times New Roman" w:cs="Times New Roman"/>
+        </w:rPr>
+        <w:t>plt.show()</w:t>
+      </w:r>
+    </w:p>
+    <w:p>
+      <w:pPr>
+        <w:rPr>
+          <w:rFonts w:ascii="Times New Roman" w:hAnsi="Times New Roman" w:cs="Times New Roman"/>
+        </w:rPr>
+      </w:pPr>
+    </w:p>
+    <w:p>
+      <w:pPr>
+        <w:rPr>
+          <w:rFonts w:ascii="Times New Roman" w:hAnsi="Times New Roman" w:cs="Times New Roman"/>
+        </w:rPr>
+      </w:pPr>
+      <w:r>
+        <w:rPr>
+          <w:rFonts w:ascii="Times New Roman" w:hAnsi="Times New Roman" w:cs="Times New Roman"/>
+        </w:rPr>
+        <w:t>plt.figure(figsize=(10, 6))</w:t>
+      </w:r>
+    </w:p>
+    <w:p>
+      <w:pPr>
+        <w:rPr>
+          <w:rFonts w:ascii="Times New Roman" w:hAnsi="Times New Roman" w:cs="Times New Roman"/>
+        </w:rPr>
+      </w:pPr>
+      <w:r>
+        <w:rPr>
+          <w:rFonts w:ascii="Times New Roman" w:hAnsi="Times New Roman" w:cs="Times New Roman"/>
+        </w:rPr>
+        <w:t>fuel_counts = df['FuelType'].value_counts()</w:t>
+      </w:r>
+    </w:p>
+    <w:p>
+      <w:pPr>
+        <w:rPr>
+          <w:rFonts w:ascii="Times New Roman" w:hAnsi="Times New Roman" w:cs="Times New Roman"/>
+        </w:rPr>
+      </w:pPr>
+      <w:r>
+        <w:rPr>
+          <w:rFonts w:ascii="Times New Roman" w:hAnsi="Times New Roman" w:cs="Times New Roman"/>
+        </w:rPr>
+        <w:t>plt.bar(fuel_counts.index, fuel_counts.values, color='orange', edgecolor='black')</w:t>
+      </w:r>
+    </w:p>
+    <w:p>
+      <w:pPr>
+        <w:rPr>
+          <w:rFonts w:ascii="Times New Roman" w:hAnsi="Times New Roman" w:cs="Times New Roman"/>
+        </w:rPr>
+      </w:pPr>
+      <w:r>
+        <w:rPr>
+          <w:rFonts w:ascii="Times New Roman" w:hAnsi="Times New Roman" w:cs="Times New Roman"/>
+        </w:rPr>
+        <w:t>plt.xlabel('Fuel Type')</w:t>
+      </w:r>
+    </w:p>
+    <w:p>
+      <w:pPr>
+        <w:rPr>
+          <w:rFonts w:ascii="Times New Roman" w:hAnsi="Times New Roman" w:cs="Times New Roman"/>
+        </w:rPr>
+      </w:pPr>
+      <w:r>
+        <w:rPr>
+          <w:rFonts w:ascii="Times New Roman" w:hAnsi="Times New Roman" w:cs="Times New Roman"/>
+        </w:rPr>
+        <w:t>plt.ylabel('Number of Cars')</w:t>
+      </w:r>
+    </w:p>
+    <w:p>
+      <w:pPr>
+        <w:rPr>
+          <w:rFonts w:ascii="Times New Roman" w:hAnsi="Times New Roman" w:cs="Times New Roman"/>
+        </w:rPr>
+      </w:pPr>
+      <w:r>
+        <w:rPr>
+          <w:rFonts w:ascii="Times New Roman" w:hAnsi="Times New Roman" w:cs="Times New Roman"/>
+        </w:rPr>
+        <w:t>plt.title('Distribution of Cars by Fuel Type')</w:t>
+      </w:r>
+    </w:p>
+    <w:p>
+      <w:pPr>
+        <w:rPr>
+          <w:rFonts w:ascii="Times New Roman" w:hAnsi="Times New Roman" w:cs="Times New Roman"/>
+        </w:rPr>
+      </w:pPr>
+      <w:r>
+        <w:rPr>
+          <w:rFonts w:ascii="Times New Roman" w:hAnsi="Times New Roman" w:cs="Times New Roman"/>
+        </w:rPr>
+        <w:t>plt.grid(True, alpha=0.3, axis='y')</w:t>
+      </w:r>
+    </w:p>
+    <w:p>
+      <w:pPr>
+        <w:rPr>
+          <w:rFonts w:ascii="Times New Roman" w:hAnsi="Times New Roman" w:cs="Times New Roman"/>
+        </w:rPr>
+      </w:pPr>
+      <w:r>
+        <w:rPr>
+          <w:rFonts w:ascii="Times New Roman" w:hAnsi="Times New Roman" w:cs="Times New Roman"/>
+        </w:rPr>
+        <w:t>plt.tight_layout()</w:t>
+      </w:r>
+    </w:p>
+    <w:p>
+      <w:pPr>
+        <w:rPr>
+          <w:rFonts w:ascii="Times New Roman" w:hAnsi="Times New Roman" w:cs="Times New Roman"/>
+        </w:rPr>
+      </w:pPr>
+      <w:r>
+        <w:rPr>
+          <w:rFonts w:ascii="Times New Roman" w:hAnsi="Times New Roman" w:cs="Times New Roman"/>
+        </w:rPr>
+        <w:t>plt.show()</w:t>
+      </w:r>
+    </w:p>
+    <w:p>
+      <w:pPr>
+        <w:rPr>
+          <w:rFonts w:ascii="Times New Roman" w:hAnsi="Times New Roman" w:cs="Times New Roman"/>
+        </w:rPr>
+      </w:pPr>
+    </w:p>
+    <w:p>
+      <w:pPr>
+        <w:rPr>
+          <w:rFonts w:ascii="Times New Roman" w:hAnsi="Times New Roman" w:cs="Times New Roman"/>
+        </w:rPr>
+      </w:pPr>
+      <w:r>
+        <w:rPr>
+          <w:rFonts w:ascii="Times New Roman" w:hAnsi="Times New Roman" w:cs="Times New Roman"/>
+        </w:rPr>
+        <w:t>plt.figure(figsize=(8, 8))</w:t>
+      </w:r>
+    </w:p>
+    <w:p>
+      <w:pPr>
+        <w:rPr>
+          <w:rFonts w:ascii="Times New Roman" w:hAnsi="Times New Roman" w:cs="Times New Roman"/>
+        </w:rPr>
+      </w:pPr>
+      <w:r>
+        <w:rPr>
+          <w:rFonts w:ascii="Times New Roman" w:hAnsi="Times New Roman" w:cs="Times New Roman"/>
+        </w:rPr>
+        <w:t>fuel_counts = df['FuelType'].value_counts()</w:t>
+      </w:r>
+    </w:p>
+    <w:p>
+      <w:pPr>
+        <w:rPr>
+          <w:rFonts w:ascii="Times New Roman" w:hAnsi="Times New Roman" w:cs="Times New Roman"/>
+        </w:rPr>
+      </w:pPr>
+      <w:r>
+        <w:rPr>
+          <w:rFonts w:ascii="Times New Roman" w:hAnsi="Times New Roman" w:cs="Times New Roman"/>
+        </w:rPr>
+        <w:t>plt.pie(fuel_counts.values, labels=fuel_counts.index, autopct='%1.1f%%', startangle=90)</w:t>
+      </w:r>
+    </w:p>
+    <w:p>
+      <w:pPr>
+        <w:rPr>
+          <w:rFonts w:ascii="Times New Roman" w:hAnsi="Times New Roman" w:cs="Times New Roman"/>
+        </w:rPr>
+      </w:pPr>
+      <w:r>
+        <w:rPr>
+          <w:rFonts w:ascii="Times New Roman" w:hAnsi="Times New Roman" w:cs="Times New Roman"/>
+        </w:rPr>
+        <w:t>plt.title('Percentage Distribution of Cars by Fuel Type')</w:t>
+      </w:r>
+    </w:p>
+    <w:p>
+      <w:pPr>
+        <w:rPr>
+          <w:rFonts w:ascii="Times New Roman" w:hAnsi="Times New Roman" w:cs="Times New Roman"/>
+        </w:rPr>
+      </w:pPr>
+      <w:r>
+        <w:rPr>
+          <w:rFonts w:ascii="Times New Roman" w:hAnsi="Times New Roman" w:cs="Times New Roman"/>
+        </w:rPr>
         <w:lastRenderedPageBreak/>
-        <w:t>df = pd.read_csv('Toyota.csv')</w:t>
+        <w:t>plt.tight_layout()</w:t>
+      </w:r>
+    </w:p>
+    <w:p>
+      <w:pPr>
+        <w:rPr>
+          <w:rFonts w:ascii="Times New Roman" w:hAnsi="Times New Roman" w:cs="Times New Roman"/>
+        </w:rPr>
+      </w:pPr>
+      <w:r>
+        <w:rPr>
+          <w:rFonts w:ascii="Times New Roman" w:hAnsi="Times New Roman" w:cs="Times New Roman"/>
+        </w:rPr>
+        <w:t>plt.show()</w:t>
       </w:r>
     </w:p>
     <w:p>
@@ -714,20 +1140,20 @@
         <w:rPr>
           <w:rFonts w:ascii="Times New Roman" w:hAnsi="Times New Roman" w:cs="Times New Roman"/>
         </w:rPr>
-        <w:t>plt.scatter(df['Age'], df['Price'], alpha=0.6, color='blue')</w:t>
-      </w:r>
-    </w:p>
-    <w:p>
-      <w:pPr>
-        <w:rPr>
-          <w:rFonts w:ascii="Times New Roman" w:hAnsi="Times New Roman" w:cs="Times New Roman"/>
-        </w:rPr>
-      </w:pPr>
-      <w:r>
-        <w:rPr>
-          <w:rFonts w:ascii="Times New Roman" w:hAnsi="Times New Roman" w:cs="Times New Roman"/>
-        </w:rPr>
-        <w:t>plt.xlabel('Age (years)')</w:t>
+        <w:t>df.boxplot(column='Price', by='FuelType', figsize=(10, 6))</w:t>
+      </w:r>
+    </w:p>
+    <w:p>
+      <w:pPr>
+        <w:rPr>
+          <w:rFonts w:ascii="Times New Roman" w:hAnsi="Times New Roman" w:cs="Times New Roman"/>
+        </w:rPr>
+      </w:pPr>
+      <w:r>
+        <w:rPr>
+          <w:rFonts w:ascii="Times New Roman" w:hAnsi="Times New Roman" w:cs="Times New Roman"/>
+        </w:rPr>
+        <w:t>plt.xlabel('Fuel Type')</w:t>
       </w:r>
     </w:p>
     <w:p>
@@ -753,20 +1179,33 @@
         <w:rPr>
           <w:rFonts w:ascii="Times New Roman" w:hAnsi="Times New Roman" w:cs="Times New Roman"/>
         </w:rPr>
-        <w:t>plt.title('Car Price vs Age')</w:t>
-      </w:r>
-    </w:p>
-    <w:p>
-      <w:pPr>
-        <w:rPr>
-          <w:rFonts w:ascii="Times New Roman" w:hAnsi="Times New Roman" w:cs="Times New Roman"/>
-        </w:rPr>
-      </w:pPr>
-      <w:r>
-        <w:rPr>
-          <w:rFonts w:ascii="Times New Roman" w:hAnsi="Times New Roman" w:cs="Times New Roman"/>
-        </w:rPr>
-        <w:t>plt.grid(True, alpha=0.3)</w:t>
+        <w:t>plt.title('Distribution of Car Prices by Fuel Type')</w:t>
+      </w:r>
+    </w:p>
+    <w:p>
+      <w:pPr>
+        <w:rPr>
+          <w:rFonts w:ascii="Times New Roman" w:hAnsi="Times New Roman" w:cs="Times New Roman"/>
+        </w:rPr>
+      </w:pPr>
+      <w:r>
+        <w:rPr>
+          <w:rFonts w:ascii="Times New Roman" w:hAnsi="Times New Roman" w:cs="Times New Roman"/>
+        </w:rPr>
+        <w:t>plt.suptitle('')  # Remove the default title</w:t>
+      </w:r>
+    </w:p>
+    <w:p>
+      <w:pPr>
+        <w:rPr>
+          <w:rFonts w:ascii="Times New Roman" w:hAnsi="Times New Roman" w:cs="Times New Roman"/>
+        </w:rPr>
+      </w:pPr>
+      <w:r>
+        <w:rPr>
+          <w:rFonts w:ascii="Times New Roman" w:hAnsi="Times New Roman" w:cs="Times New Roman"/>
+        </w:rPr>
+        <w:t>plt.grid(True, alpha=0.3, axis='y')</w:t>
       </w:r>
     </w:p>
     <w:p>
@@ -811,451 +1250,7 @@
       <w:r>
         <w:rPr>
           <w:rFonts w:ascii="Times New Roman" w:hAnsi="Times New Roman" w:cs="Times New Roman"/>
-        </w:rPr>
-        <w:t>plt.figure(figsize=(10, 6))</w:t>
-      </w:r>
-    </w:p>
-    <w:p>
-      <w:pPr>
-        <w:rPr>
-          <w:rFonts w:ascii="Times New Roman" w:hAnsi="Times New Roman" w:cs="Times New Roman"/>
-        </w:rPr>
-      </w:pPr>
-      <w:r>
-        <w:rPr>
-          <w:rFonts w:ascii="Times New Roman" w:hAnsi="Times New Roman" w:cs="Times New Roman"/>
-        </w:rPr>
-        <w:t>plt.hist(df['KM'], bins=30, color='green', edgecolor='black')</w:t>
-      </w:r>
-    </w:p>
-    <w:p>
-      <w:pPr>
-        <w:rPr>
-          <w:rFonts w:ascii="Times New Roman" w:hAnsi="Times New Roman" w:cs="Times New Roman"/>
-        </w:rPr>
-      </w:pPr>
-      <w:r>
-        <w:rPr>
-          <w:rFonts w:ascii="Times New Roman" w:hAnsi="Times New Roman" w:cs="Times New Roman"/>
-        </w:rPr>
-        <w:t>plt.xlabel('Kilometres Driven')</w:t>
-      </w:r>
-    </w:p>
-    <w:p>
-      <w:pPr>
-        <w:rPr>
-          <w:rFonts w:ascii="Times New Roman" w:hAnsi="Times New Roman" w:cs="Times New Roman"/>
-        </w:rPr>
-      </w:pPr>
-      <w:r>
-        <w:rPr>
-          <w:rFonts w:ascii="Times New Roman" w:hAnsi="Times New Roman" w:cs="Times New Roman"/>
-        </w:rPr>
-        <w:t>plt.ylabel('Frequency')</w:t>
-      </w:r>
-    </w:p>
-    <w:p>
-      <w:pPr>
-        <w:rPr>
-          <w:rFonts w:ascii="Times New Roman" w:hAnsi="Times New Roman" w:cs="Times New Roman"/>
-        </w:rPr>
-      </w:pPr>
-      <w:r>
-        <w:rPr>
-          <w:rFonts w:ascii="Times New Roman" w:hAnsi="Times New Roman" w:cs="Times New Roman"/>
-        </w:rPr>
-        <w:t>plt.title('Distribution of Kilometres Driven')</w:t>
-      </w:r>
-    </w:p>
-    <w:p>
-      <w:pPr>
-        <w:rPr>
-          <w:rFonts w:ascii="Times New Roman" w:hAnsi="Times New Roman" w:cs="Times New Roman"/>
-        </w:rPr>
-      </w:pPr>
-      <w:r>
-        <w:rPr>
-          <w:rFonts w:ascii="Times New Roman" w:hAnsi="Times New Roman" w:cs="Times New Roman"/>
-        </w:rPr>
-        <w:t>plt.grid(True, alpha=0.3, axis='y')</w:t>
-      </w:r>
-    </w:p>
-    <w:p>
-      <w:pPr>
-        <w:rPr>
-          <w:rFonts w:ascii="Times New Roman" w:hAnsi="Times New Roman" w:cs="Times New Roman"/>
-        </w:rPr>
-      </w:pPr>
-      <w:r>
-        <w:rPr>
-          <w:rFonts w:ascii="Times New Roman" w:hAnsi="Times New Roman" w:cs="Times New Roman"/>
-        </w:rPr>
-        <w:t>plt.tight_layout()</w:t>
-      </w:r>
-    </w:p>
-    <w:p>
-      <w:pPr>
-        <w:rPr>
-          <w:rFonts w:ascii="Times New Roman" w:hAnsi="Times New Roman" w:cs="Times New Roman"/>
-        </w:rPr>
-      </w:pPr>
-      <w:r>
-        <w:rPr>
-          <w:rFonts w:ascii="Times New Roman" w:hAnsi="Times New Roman" w:cs="Times New Roman"/>
-        </w:rPr>
-        <w:t>plt.show()</w:t>
-      </w:r>
-    </w:p>
-    <w:p>
-      <w:pPr>
-        <w:rPr>
-          <w:rFonts w:ascii="Times New Roman" w:hAnsi="Times New Roman" w:cs="Times New Roman"/>
-        </w:rPr>
-      </w:pPr>
-    </w:p>
-    <w:p>
-      <w:pPr>
-        <w:rPr>
-          <w:rFonts w:ascii="Times New Roman" w:hAnsi="Times New Roman" w:cs="Times New Roman"/>
-        </w:rPr>
-      </w:pPr>
-      <w:r>
-        <w:rPr>
-          <w:rFonts w:ascii="Times New Roman" w:hAnsi="Times New Roman" w:cs="Times New Roman"/>
-        </w:rPr>
-        <w:t>plt.figure(figsize=(10, 6))</w:t>
-      </w:r>
-    </w:p>
-    <w:p>
-      <w:pPr>
-        <w:rPr>
-          <w:rFonts w:ascii="Times New Roman" w:hAnsi="Times New Roman" w:cs="Times New Roman"/>
-        </w:rPr>
-      </w:pPr>
-      <w:r>
-        <w:rPr>
-          <w:rFonts w:ascii="Times New Roman" w:hAnsi="Times New Roman" w:cs="Times New Roman"/>
-        </w:rPr>
-        <w:t>fuel_counts = df['FuelType'].value_counts()</w:t>
-      </w:r>
-    </w:p>
-    <w:p>
-      <w:pPr>
-        <w:rPr>
-          <w:rFonts w:ascii="Times New Roman" w:hAnsi="Times New Roman" w:cs="Times New Roman"/>
-        </w:rPr>
-      </w:pPr>
-      <w:r>
-        <w:rPr>
-          <w:rFonts w:ascii="Times New Roman" w:hAnsi="Times New Roman" w:cs="Times New Roman"/>
-        </w:rPr>
-        <w:t>plt.bar(fuel_counts.index, fuel_counts.values, color='orange', edgecolor='black')</w:t>
-      </w:r>
-    </w:p>
-    <w:p>
-      <w:pPr>
-        <w:rPr>
-          <w:rFonts w:ascii="Times New Roman" w:hAnsi="Times New Roman" w:cs="Times New Roman"/>
-        </w:rPr>
-      </w:pPr>
-      <w:r>
-        <w:rPr>
-          <w:rFonts w:ascii="Times New Roman" w:hAnsi="Times New Roman" w:cs="Times New Roman"/>
-        </w:rPr>
-        <w:t>plt.xlabel('Fuel Type')</w:t>
-      </w:r>
-    </w:p>
-    <w:p>
-      <w:pPr>
-        <w:rPr>
-          <w:rFonts w:ascii="Times New Roman" w:hAnsi="Times New Roman" w:cs="Times New Roman"/>
-        </w:rPr>
-      </w:pPr>
-      <w:r>
-        <w:rPr>
-          <w:rFonts w:ascii="Times New Roman" w:hAnsi="Times New Roman" w:cs="Times New Roman"/>
-        </w:rPr>
-        <w:t>plt.ylabel('Number of Cars')</w:t>
-      </w:r>
-    </w:p>
-    <w:p>
-      <w:pPr>
-        <w:rPr>
-          <w:rFonts w:ascii="Times New Roman" w:hAnsi="Times New Roman" w:cs="Times New Roman"/>
-        </w:rPr>
-      </w:pPr>
-      <w:r>
-        <w:rPr>
-          <w:rFonts w:ascii="Times New Roman" w:hAnsi="Times New Roman" w:cs="Times New Roman"/>
-        </w:rPr>
-        <w:t>plt.title('Distribution of Cars by Fuel Type')</w:t>
-      </w:r>
-    </w:p>
-    <w:p>
-      <w:pPr>
-        <w:rPr>
-          <w:rFonts w:ascii="Times New Roman" w:hAnsi="Times New Roman" w:cs="Times New Roman"/>
-        </w:rPr>
-      </w:pPr>
-      <w:r>
-        <w:rPr>
-          <w:rFonts w:ascii="Times New Roman" w:hAnsi="Times New Roman" w:cs="Times New Roman"/>
-        </w:rPr>
-        <w:t>plt.grid(True, alpha=0.3, axis='y')</w:t>
-      </w:r>
-    </w:p>
-    <w:p>
-      <w:pPr>
-        <w:rPr>
-          <w:rFonts w:ascii="Times New Roman" w:hAnsi="Times New Roman" w:cs="Times New Roman"/>
-        </w:rPr>
-      </w:pPr>
-      <w:r>
-        <w:rPr>
-          <w:rFonts w:ascii="Times New Roman" w:hAnsi="Times New Roman" w:cs="Times New Roman"/>
-        </w:rPr>
-        <w:t>plt.tight_layout()</w:t>
-      </w:r>
-    </w:p>
-    <w:p>
-      <w:pPr>
-        <w:rPr>
-          <w:rFonts w:ascii="Times New Roman" w:hAnsi="Times New Roman" w:cs="Times New Roman"/>
-        </w:rPr>
-      </w:pPr>
-      <w:r>
-        <w:rPr>
-          <w:rFonts w:ascii="Times New Roman" w:hAnsi="Times New Roman" w:cs="Times New Roman"/>
-        </w:rPr>
-        <w:t>plt.show()</w:t>
-      </w:r>
-    </w:p>
-    <w:p>
-      <w:pPr>
-        <w:rPr>
-          <w:rFonts w:ascii="Times New Roman" w:hAnsi="Times New Roman" w:cs="Times New Roman"/>
-        </w:rPr>
-      </w:pPr>
-    </w:p>
-    <w:p>
-      <w:pPr>
-        <w:rPr>
-          <w:rFonts w:ascii="Times New Roman" w:hAnsi="Times New Roman" w:cs="Times New Roman"/>
-        </w:rPr>
-      </w:pPr>
-      <w:r>
-        <w:rPr>
-          <w:rFonts w:ascii="Times New Roman" w:hAnsi="Times New Roman" w:cs="Times New Roman"/>
-        </w:rPr>
-        <w:t>plt.figure(figsize=(8, 8))</w:t>
-      </w:r>
-    </w:p>
-    <w:p>
-      <w:pPr>
-        <w:rPr>
-          <w:rFonts w:ascii="Times New Roman" w:hAnsi="Times New Roman" w:cs="Times New Roman"/>
-        </w:rPr>
-      </w:pPr>
-      <w:r>
-        <w:rPr>
-          <w:rFonts w:ascii="Times New Roman" w:hAnsi="Times New Roman" w:cs="Times New Roman"/>
-        </w:rPr>
-        <w:t>fuel_counts = df['FuelType'].value_counts()</w:t>
-      </w:r>
-    </w:p>
-    <w:p>
-      <w:pPr>
-        <w:rPr>
-          <w:rFonts w:ascii="Times New Roman" w:hAnsi="Times New Roman" w:cs="Times New Roman"/>
-        </w:rPr>
-      </w:pPr>
-      <w:r>
-        <w:rPr>
-          <w:rFonts w:ascii="Times New Roman" w:hAnsi="Times New Roman" w:cs="Times New Roman"/>
-        </w:rPr>
-        <w:t>plt.pie(fuel_counts.values, labels=fuel_counts.index, autopct='%1.1f%%', startangle=90)</w:t>
-      </w:r>
-    </w:p>
-    <w:p>
-      <w:pPr>
-        <w:rPr>
-          <w:rFonts w:ascii="Times New Roman" w:hAnsi="Times New Roman" w:cs="Times New Roman"/>
-        </w:rPr>
-      </w:pPr>
-      <w:r>
-        <w:rPr>
-          <w:rFonts w:ascii="Times New Roman" w:hAnsi="Times New Roman" w:cs="Times New Roman"/>
-        </w:rPr>
-        <w:lastRenderedPageBreak/>
-        <w:t>plt.title('Percentage Distribution of Cars by Fuel Type')</w:t>
-      </w:r>
-    </w:p>
-    <w:p>
-      <w:pPr>
-        <w:rPr>
-          <w:rFonts w:ascii="Times New Roman" w:hAnsi="Times New Roman" w:cs="Times New Roman"/>
-        </w:rPr>
-      </w:pPr>
-      <w:r>
-        <w:rPr>
-          <w:rFonts w:ascii="Times New Roman" w:hAnsi="Times New Roman" w:cs="Times New Roman"/>
-        </w:rPr>
-        <w:t>plt.tight_layout()</w:t>
-      </w:r>
-    </w:p>
-    <w:p>
-      <w:pPr>
-        <w:rPr>
-          <w:rFonts w:ascii="Times New Roman" w:hAnsi="Times New Roman" w:cs="Times New Roman"/>
-        </w:rPr>
-      </w:pPr>
-      <w:r>
-        <w:rPr>
-          <w:rFonts w:ascii="Times New Roman" w:hAnsi="Times New Roman" w:cs="Times New Roman"/>
-        </w:rPr>
-        <w:t>plt.show()</w:t>
-      </w:r>
-    </w:p>
-    <w:p>
-      <w:pPr>
-        <w:rPr>
-          <w:rFonts w:ascii="Times New Roman" w:hAnsi="Times New Roman" w:cs="Times New Roman"/>
-        </w:rPr>
-      </w:pPr>
-    </w:p>
-    <w:p>
-      <w:pPr>
-        <w:rPr>
-          <w:rFonts w:ascii="Times New Roman" w:hAnsi="Times New Roman" w:cs="Times New Roman"/>
-        </w:rPr>
-      </w:pPr>
-      <w:r>
-        <w:rPr>
-          <w:rFonts w:ascii="Times New Roman" w:hAnsi="Times New Roman" w:cs="Times New Roman"/>
-        </w:rPr>
-        <w:t>plt.figure(figsize=(10, 6))</w:t>
-      </w:r>
-    </w:p>
-    <w:p>
-      <w:pPr>
-        <w:rPr>
-          <w:rFonts w:ascii="Times New Roman" w:hAnsi="Times New Roman" w:cs="Times New Roman"/>
-        </w:rPr>
-      </w:pPr>
-      <w:r>
-        <w:rPr>
-          <w:rFonts w:ascii="Times New Roman" w:hAnsi="Times New Roman" w:cs="Times New Roman"/>
-        </w:rPr>
-        <w:t>df.boxplot(column='Price', by='FuelType', figsize=(10, 6))</w:t>
-      </w:r>
-    </w:p>
-    <w:p>
-      <w:pPr>
-        <w:rPr>
-          <w:rFonts w:ascii="Times New Roman" w:hAnsi="Times New Roman" w:cs="Times New Roman"/>
-        </w:rPr>
-      </w:pPr>
-      <w:r>
-        <w:rPr>
-          <w:rFonts w:ascii="Times New Roman" w:hAnsi="Times New Roman" w:cs="Times New Roman"/>
-        </w:rPr>
-        <w:t>plt.xlabel('Fuel Type')</w:t>
-      </w:r>
-    </w:p>
-    <w:p>
-      <w:pPr>
-        <w:rPr>
-          <w:rFonts w:ascii="Times New Roman" w:hAnsi="Times New Roman" w:cs="Times New Roman"/>
-        </w:rPr>
-      </w:pPr>
-      <w:r>
-        <w:rPr>
-          <w:rFonts w:ascii="Times New Roman" w:hAnsi="Times New Roman" w:cs="Times New Roman"/>
-        </w:rPr>
-        <w:t>plt.ylabel('Price')</w:t>
-      </w:r>
-    </w:p>
-    <w:p>
-      <w:pPr>
-        <w:rPr>
-          <w:rFonts w:ascii="Times New Roman" w:hAnsi="Times New Roman" w:cs="Times New Roman"/>
-        </w:rPr>
-      </w:pPr>
-      <w:r>
-        <w:rPr>
-          <w:rFonts w:ascii="Times New Roman" w:hAnsi="Times New Roman" w:cs="Times New Roman"/>
-        </w:rPr>
-        <w:t>plt.title('Distribution of Car Prices by Fuel Type')</w:t>
-      </w:r>
-    </w:p>
-    <w:p>
-      <w:pPr>
-        <w:rPr>
-          <w:rFonts w:ascii="Times New Roman" w:hAnsi="Times New Roman" w:cs="Times New Roman"/>
-        </w:rPr>
-      </w:pPr>
-      <w:r>
-        <w:rPr>
-          <w:rFonts w:ascii="Times New Roman" w:hAnsi="Times New Roman" w:cs="Times New Roman"/>
-        </w:rPr>
-        <w:t>plt.suptitle('')  # Remove the default title</w:t>
-      </w:r>
-    </w:p>
-    <w:p>
-      <w:pPr>
-        <w:rPr>
-          <w:rFonts w:ascii="Times New Roman" w:hAnsi="Times New Roman" w:cs="Times New Roman"/>
-        </w:rPr>
-      </w:pPr>
-      <w:r>
-        <w:rPr>
-          <w:rFonts w:ascii="Times New Roman" w:hAnsi="Times New Roman" w:cs="Times New Roman"/>
-        </w:rPr>
-        <w:t>plt.grid(True, alpha=0.3, axis='y')</w:t>
-      </w:r>
-    </w:p>
-    <w:p>
-      <w:pPr>
-        <w:rPr>
-          <w:rFonts w:ascii="Times New Roman" w:hAnsi="Times New Roman" w:cs="Times New Roman"/>
-        </w:rPr>
-      </w:pPr>
-      <w:r>
-        <w:rPr>
-          <w:rFonts w:ascii="Times New Roman" w:hAnsi="Times New Roman" w:cs="Times New Roman"/>
-        </w:rPr>
-        <w:t>plt.tight_layout()</w:t>
-      </w:r>
-    </w:p>
-    <w:p>
-      <w:pPr>
-        <w:rPr>
-          <w:rFonts w:ascii="Times New Roman" w:hAnsi="Times New Roman" w:cs="Times New Roman"/>
-        </w:rPr>
-      </w:pPr>
-      <w:r>
-        <w:rPr>
-          <w:rFonts w:ascii="Times New Roman" w:hAnsi="Times New Roman" w:cs="Times New Roman"/>
-        </w:rPr>
-        <w:t>plt.show()</w:t>
-      </w:r>
-    </w:p>
-    <w:p>
-      <w:pPr>
-        <w:rPr>
-          <w:rFonts w:ascii="Times New Roman" w:hAnsi="Times New Roman" w:cs="Times New Roman"/>
-        </w:rPr>
-      </w:pPr>
-    </w:p>
-    <w:p>
-      <w:pPr>
-        <w:rPr>
-          <w:rFonts w:ascii="Times New Roman" w:hAnsi="Times New Roman" w:cs="Times New Roman"/>
-        </w:rPr>
-      </w:pPr>
-      <w:r>
-        <w:rPr>
-          <w:rFonts w:ascii="Times New Roman" w:hAnsi="Times New Roman" w:cs="Times New Roman"/>
+          <w:noProof/>
         </w:rPr>
         <w:drawing>
           <wp:inline distT="0" distB="0" distL="0" distR="0" wp14:anchorId="30A01F44" wp14:editId="57414E4B">
@@ -1296,6 +1291,7 @@
       <w:r>
         <w:rPr>
           <w:rFonts w:ascii="Times New Roman" w:hAnsi="Times New Roman" w:cs="Times New Roman"/>
+          <w:noProof/>
         </w:rPr>
         <w:drawing>
           <wp:inline distT="0" distB="0" distL="0" distR="0" wp14:anchorId="2F76D15A" wp14:editId="78F2F980">
@@ -1343,8 +1339,8 @@
       <w:r>
         <w:rPr>
           <w:rFonts w:ascii="Times New Roman" w:hAnsi="Times New Roman" w:cs="Times New Roman"/>
-        </w:rPr>
-        <w:lastRenderedPageBreak/>
+          <w:noProof/>
+        </w:rPr>
         <w:drawing>
           <wp:inline distT="0" distB="0" distL="0" distR="0" wp14:anchorId="38FF83E3" wp14:editId="0F13152A">
             <wp:extent cx="3497399" cy="2341880"/>
@@ -1384,6 +1380,7 @@
       <w:r>
         <w:rPr>
           <w:rFonts w:ascii="Times New Roman" w:hAnsi="Times New Roman" w:cs="Times New Roman"/>
+          <w:noProof/>
         </w:rPr>
         <w:drawing>
           <wp:inline distT="0" distB="0" distL="0" distR="0" wp14:anchorId="1DD44322" wp14:editId="22E0326E">
@@ -1431,7 +1428,9 @@
       <w:r>
         <w:rPr>
           <w:rFonts w:ascii="Times New Roman" w:hAnsi="Times New Roman" w:cs="Times New Roman"/>
-        </w:rPr>
+          <w:noProof/>
+        </w:rPr>
+        <w:lastRenderedPageBreak/>
         <w:drawing>
           <wp:inline distT="0" distB="0" distL="0" distR="0" wp14:anchorId="786AD3A8" wp14:editId="519201E3">
             <wp:extent cx="3400425" cy="2292099"/>
@@ -2114,6 +2113,7 @@
   <w:style w:type="character" w:default="1" w:styleId="DefaultParagraphFont">
     <w:name w:val="Default Paragraph Font"/>
     <w:uiPriority w:val="1"/>
+    <w:semiHidden/>
     <w:unhideWhenUsed/>
   </w:style>
   <w:style w:type="table" w:default="1" w:styleId="TableNormal">
